--- a/project charter skripsi.docx
+++ b/project charter skripsi.docx
@@ -5,6 +5,7 @@
     <w:p>
       <w:pPr>
         <w:spacing w:before="100" w:beforeAutospacing="1" w:after="120" w:line="240" w:lineRule="auto"/>
+        <w:jc w:val="both"/>
         <w:outlineLvl w:val="0"/>
         <w:rPr>
           <w:rFonts w:ascii="Times New Roman" w:eastAsia="Times New Roman" w:hAnsi="Times New Roman" w:cs="Times New Roman"/>
@@ -34,6 +35,7 @@
     <w:p>
       <w:pPr>
         <w:spacing w:before="100" w:beforeAutospacing="1" w:after="120" w:line="240" w:lineRule="auto"/>
+        <w:jc w:val="both"/>
         <w:outlineLvl w:val="1"/>
         <w:rPr>
           <w:rFonts w:ascii="Times New Roman" w:eastAsia="Times New Roman" w:hAnsi="Times New Roman" w:cs="Times New Roman"/>
@@ -65,6 +67,7 @@
           <w:numId w:val="1"/>
         </w:numPr>
         <w:spacing w:before="100" w:beforeAutospacing="1" w:after="0" w:line="240" w:lineRule="auto"/>
+        <w:jc w:val="both"/>
         <w:rPr>
           <w:rFonts w:ascii="Times New Roman" w:eastAsia="Times New Roman" w:hAnsi="Times New Roman" w:cs="Times New Roman"/>
           <w:color w:val="1F1F1F"/>
@@ -140,6 +143,7 @@
           <w:numId w:val="1"/>
         </w:numPr>
         <w:spacing w:before="100" w:beforeAutospacing="1" w:after="0" w:line="240" w:lineRule="auto"/>
+        <w:jc w:val="both"/>
         <w:rPr>
           <w:rFonts w:ascii="Times New Roman" w:eastAsia="Times New Roman" w:hAnsi="Times New Roman" w:cs="Times New Roman"/>
           <w:color w:val="1F1F1F"/>
@@ -190,6 +194,7 @@
           <w:numId w:val="1"/>
         </w:numPr>
         <w:spacing w:before="100" w:beforeAutospacing="1" w:after="0" w:line="240" w:lineRule="auto"/>
+        <w:jc w:val="both"/>
         <w:rPr>
           <w:rFonts w:ascii="Times New Roman" w:eastAsia="Times New Roman" w:hAnsi="Times New Roman" w:cs="Times New Roman"/>
           <w:color w:val="1F1F1F"/>
@@ -240,6 +245,7 @@
           <w:numId w:val="1"/>
         </w:numPr>
         <w:spacing w:before="100" w:beforeAutospacing="1" w:after="0" w:line="240" w:lineRule="auto"/>
+        <w:jc w:val="both"/>
         <w:rPr>
           <w:rFonts w:ascii="Times New Roman" w:eastAsia="Times New Roman" w:hAnsi="Times New Roman" w:cs="Times New Roman"/>
           <w:color w:val="1F1F1F"/>
@@ -279,6 +285,7 @@
           <w:numId w:val="1"/>
         </w:numPr>
         <w:spacing w:before="100" w:beforeAutospacing="1" w:after="0" w:line="240" w:lineRule="auto"/>
+        <w:jc w:val="both"/>
         <w:rPr>
           <w:rFonts w:ascii="Times New Roman" w:eastAsia="Times New Roman" w:hAnsi="Times New Roman" w:cs="Times New Roman"/>
           <w:color w:val="1F1F1F"/>
@@ -329,6 +336,7 @@
           <w:numId w:val="1"/>
         </w:numPr>
         <w:spacing w:before="100" w:beforeAutospacing="1" w:after="0" w:line="240" w:lineRule="auto"/>
+        <w:jc w:val="both"/>
         <w:rPr>
           <w:rFonts w:ascii="Times New Roman" w:eastAsia="Times New Roman" w:hAnsi="Times New Roman" w:cs="Times New Roman"/>
           <w:color w:val="1F1F1F"/>
@@ -375,6 +383,7 @@
     <w:p>
       <w:pPr>
         <w:spacing w:before="100" w:beforeAutospacing="1" w:after="120" w:line="240" w:lineRule="auto"/>
+        <w:jc w:val="both"/>
         <w:outlineLvl w:val="1"/>
         <w:rPr>
           <w:rFonts w:ascii="Times New Roman" w:eastAsia="Times New Roman" w:hAnsi="Times New Roman" w:cs="Times New Roman"/>
@@ -402,6 +411,7 @@
     <w:p>
       <w:pPr>
         <w:spacing w:before="100" w:beforeAutospacing="1" w:after="0" w:line="240" w:lineRule="auto"/>
+        <w:jc w:val="both"/>
         <w:rPr>
           <w:rFonts w:ascii="Times New Roman" w:eastAsia="Times New Roman" w:hAnsi="Times New Roman" w:cs="Times New Roman"/>
           <w:color w:val="1F1F1F"/>
@@ -470,6 +480,7 @@
     <w:p>
       <w:pPr>
         <w:spacing w:before="100" w:beforeAutospacing="1" w:after="0" w:line="240" w:lineRule="auto"/>
+        <w:jc w:val="both"/>
         <w:rPr>
           <w:rFonts w:ascii="Times New Roman" w:eastAsia="Times New Roman" w:hAnsi="Times New Roman" w:cs="Times New Roman"/>
           <w:color w:val="1F1F1F"/>
@@ -653,6 +664,7 @@
     <w:p>
       <w:pPr>
         <w:spacing w:before="100" w:beforeAutospacing="1" w:after="120" w:line="240" w:lineRule="auto"/>
+        <w:jc w:val="both"/>
         <w:outlineLvl w:val="1"/>
         <w:rPr>
           <w:rFonts w:ascii="Times New Roman" w:eastAsia="Times New Roman" w:hAnsi="Times New Roman" w:cs="Times New Roman"/>
@@ -684,6 +696,7 @@
           <w:numId w:val="2"/>
         </w:numPr>
         <w:spacing w:before="100" w:beforeAutospacing="1" w:after="0" w:line="240" w:lineRule="auto"/>
+        <w:jc w:val="both"/>
         <w:rPr>
           <w:rFonts w:ascii="Times New Roman" w:eastAsia="Times New Roman" w:hAnsi="Times New Roman" w:cs="Times New Roman"/>
           <w:color w:val="1F1F1F"/>
@@ -756,6 +769,7 @@
           <w:numId w:val="2"/>
         </w:numPr>
         <w:spacing w:before="100" w:beforeAutospacing="1" w:after="0" w:line="240" w:lineRule="auto"/>
+        <w:jc w:val="both"/>
         <w:rPr>
           <w:rFonts w:ascii="Times New Roman" w:eastAsia="Times New Roman" w:hAnsi="Times New Roman" w:cs="Times New Roman"/>
           <w:color w:val="1F1F1F"/>
@@ -851,6 +865,7 @@
           <w:numId w:val="2"/>
         </w:numPr>
         <w:spacing w:before="100" w:beforeAutospacing="1" w:after="0" w:line="240" w:lineRule="auto"/>
+        <w:jc w:val="both"/>
         <w:rPr>
           <w:rFonts w:ascii="Times New Roman" w:eastAsia="Times New Roman" w:hAnsi="Times New Roman" w:cs="Times New Roman"/>
           <w:color w:val="1F1F1F"/>
@@ -923,6 +938,7 @@
           <w:numId w:val="2"/>
         </w:numPr>
         <w:spacing w:before="100" w:beforeAutospacing="1" w:after="0" w:line="240" w:lineRule="auto"/>
+        <w:jc w:val="both"/>
         <w:rPr>
           <w:rFonts w:ascii="Times New Roman" w:eastAsia="Times New Roman" w:hAnsi="Times New Roman" w:cs="Times New Roman"/>
           <w:color w:val="1F1F1F"/>
@@ -968,6 +984,7 @@
     <w:p>
       <w:pPr>
         <w:spacing w:before="100" w:beforeAutospacing="1" w:after="120" w:line="240" w:lineRule="auto"/>
+        <w:jc w:val="both"/>
         <w:outlineLvl w:val="1"/>
         <w:rPr>
           <w:rFonts w:ascii="Times New Roman" w:eastAsia="Times New Roman" w:hAnsi="Times New Roman" w:cs="Times New Roman"/>
@@ -995,6 +1012,7 @@
     <w:p>
       <w:pPr>
         <w:spacing w:before="100" w:beforeAutospacing="1" w:after="0" w:line="240" w:lineRule="auto"/>
+        <w:jc w:val="both"/>
         <w:rPr>
           <w:rFonts w:ascii="Times New Roman" w:eastAsia="Times New Roman" w:hAnsi="Times New Roman" w:cs="Times New Roman"/>
           <w:color w:val="1F1F1F"/>
@@ -1052,6 +1070,7 @@
           <w:numId w:val="3"/>
         </w:numPr>
         <w:spacing w:before="100" w:beforeAutospacing="1" w:after="0" w:line="240" w:lineRule="auto"/>
+        <w:jc w:val="both"/>
         <w:rPr>
           <w:rFonts w:ascii="Times New Roman" w:eastAsia="Times New Roman" w:hAnsi="Times New Roman" w:cs="Times New Roman"/>
           <w:color w:val="1F1F1F"/>
@@ -1101,23 +1120,23 @@
           <w:numId w:val="3"/>
         </w:numPr>
         <w:spacing w:before="100" w:beforeAutospacing="1" w:after="0" w:line="240" w:lineRule="auto"/>
-        <w:rPr>
-          <w:rFonts w:ascii="Times New Roman" w:eastAsia="Times New Roman" w:hAnsi="Times New Roman" w:cs="Times New Roman"/>
-          <w:color w:val="1F1F1F"/>
-          <w:sz w:val="24"/>
-          <w:szCs w:val="24"/>
-          <w:lang w:eastAsia="en-ID"/>
-        </w:rPr>
-      </w:pPr>
-      <w:r>
-        <w:rPr>
-          <w:rFonts w:ascii="Times New Roman" w:eastAsia="Times New Roman" w:hAnsi="Times New Roman" w:cs="Times New Roman"/>
-          <w:color w:val="1F1F1F"/>
-          <w:sz w:val="24"/>
-          <w:szCs w:val="24"/>
-          <w:lang w:eastAsia="en-ID"/>
-        </w:rPr>
-        <w:lastRenderedPageBreak/>
+        <w:jc w:val="both"/>
+        <w:rPr>
+          <w:rFonts w:ascii="Times New Roman" w:eastAsia="Times New Roman" w:hAnsi="Times New Roman" w:cs="Times New Roman"/>
+          <w:color w:val="1F1F1F"/>
+          <w:sz w:val="24"/>
+          <w:szCs w:val="24"/>
+          <w:lang w:eastAsia="en-ID"/>
+        </w:rPr>
+      </w:pPr>
+      <w:r>
+        <w:rPr>
+          <w:rFonts w:ascii="Times New Roman" w:eastAsia="Times New Roman" w:hAnsi="Times New Roman" w:cs="Times New Roman"/>
+          <w:color w:val="1F1F1F"/>
+          <w:sz w:val="24"/>
+          <w:szCs w:val="24"/>
+          <w:lang w:eastAsia="en-ID"/>
+        </w:rPr>
         <w:t xml:space="preserve">Implementasi algoritma </w:t>
       </w:r>
       <w:r>
@@ -1151,6 +1170,7 @@
           <w:numId w:val="3"/>
         </w:numPr>
         <w:spacing w:before="100" w:beforeAutospacing="1" w:after="150" w:line="240" w:lineRule="auto"/>
+        <w:jc w:val="both"/>
         <w:rPr>
           <w:rFonts w:ascii="Times New Roman" w:eastAsia="Times New Roman" w:hAnsi="Times New Roman" w:cs="Times New Roman"/>
           <w:color w:val="1F1F1F"/>
@@ -1177,22 +1197,24 @@
           <w:numId w:val="3"/>
         </w:numPr>
         <w:spacing w:before="100" w:beforeAutospacing="1" w:after="0" w:line="240" w:lineRule="auto"/>
-        <w:rPr>
-          <w:rFonts w:ascii="Times New Roman" w:eastAsia="Times New Roman" w:hAnsi="Times New Roman" w:cs="Times New Roman"/>
-          <w:color w:val="1F1F1F"/>
-          <w:sz w:val="24"/>
-          <w:szCs w:val="24"/>
-          <w:lang w:eastAsia="en-ID"/>
-        </w:rPr>
-      </w:pPr>
-      <w:r>
-        <w:rPr>
-          <w:rFonts w:ascii="Times New Roman" w:eastAsia="Times New Roman" w:hAnsi="Times New Roman" w:cs="Times New Roman"/>
-          <w:color w:val="1F1F1F"/>
-          <w:sz w:val="24"/>
-          <w:szCs w:val="24"/>
-          <w:lang w:eastAsia="en-ID"/>
-        </w:rPr>
+        <w:jc w:val="both"/>
+        <w:rPr>
+          <w:rFonts w:ascii="Times New Roman" w:eastAsia="Times New Roman" w:hAnsi="Times New Roman" w:cs="Times New Roman"/>
+          <w:color w:val="1F1F1F"/>
+          <w:sz w:val="24"/>
+          <w:szCs w:val="24"/>
+          <w:lang w:eastAsia="en-ID"/>
+        </w:rPr>
+      </w:pPr>
+      <w:r>
+        <w:rPr>
+          <w:rFonts w:ascii="Times New Roman" w:eastAsia="Times New Roman" w:hAnsi="Times New Roman" w:cs="Times New Roman"/>
+          <w:color w:val="1F1F1F"/>
+          <w:sz w:val="24"/>
+          <w:szCs w:val="24"/>
+          <w:lang w:eastAsia="en-ID"/>
+        </w:rPr>
+        <w:lastRenderedPageBreak/>
         <w:t xml:space="preserve">Pemetaan </w:t>
       </w:r>
       <w:r>
@@ -1245,6 +1267,7 @@
     <w:p>
       <w:pPr>
         <w:spacing w:before="100" w:beforeAutospacing="1" w:after="0" w:line="240" w:lineRule="auto"/>
+        <w:jc w:val="both"/>
         <w:rPr>
           <w:rFonts w:ascii="Times New Roman" w:eastAsia="Times New Roman" w:hAnsi="Times New Roman" w:cs="Times New Roman"/>
           <w:color w:val="1F1F1F"/>
@@ -1302,6 +1325,7 @@
           <w:numId w:val="4"/>
         </w:numPr>
         <w:spacing w:before="100" w:beforeAutospacing="1" w:after="0" w:line="240" w:lineRule="auto"/>
+        <w:jc w:val="both"/>
         <w:rPr>
           <w:rFonts w:ascii="Times New Roman" w:eastAsia="Times New Roman" w:hAnsi="Times New Roman" w:cs="Times New Roman"/>
           <w:color w:val="1F1F1F"/>
@@ -1397,6 +1421,7 @@
           <w:numId w:val="4"/>
         </w:numPr>
         <w:spacing w:before="100" w:beforeAutospacing="1" w:after="150" w:line="240" w:lineRule="auto"/>
+        <w:jc w:val="both"/>
         <w:rPr>
           <w:rFonts w:ascii="Times New Roman" w:eastAsia="Times New Roman" w:hAnsi="Times New Roman" w:cs="Times New Roman"/>
           <w:color w:val="1F1F1F"/>
@@ -1423,6 +1448,7 @@
           <w:numId w:val="4"/>
         </w:numPr>
         <w:spacing w:before="100" w:beforeAutospacing="1" w:after="0" w:line="240" w:lineRule="auto"/>
+        <w:jc w:val="both"/>
         <w:rPr>
           <w:rFonts w:ascii="Times New Roman" w:eastAsia="Times New Roman" w:hAnsi="Times New Roman" w:cs="Times New Roman"/>
           <w:color w:val="1F1F1F"/>
@@ -1514,6 +1540,7 @@
     <w:p>
       <w:pPr>
         <w:spacing w:before="100" w:beforeAutospacing="1" w:after="120" w:line="240" w:lineRule="auto"/>
+        <w:jc w:val="both"/>
         <w:outlineLvl w:val="1"/>
         <w:rPr>
           <w:rFonts w:ascii="Times New Roman" w:eastAsia="Times New Roman" w:hAnsi="Times New Roman" w:cs="Times New Roman"/>
@@ -1541,6 +1568,7 @@
     <w:p>
       <w:pPr>
         <w:spacing w:before="100" w:beforeAutospacing="1" w:after="150" w:line="240" w:lineRule="auto"/>
+        <w:jc w:val="both"/>
         <w:rPr>
           <w:rFonts w:ascii="Times New Roman" w:eastAsia="Times New Roman" w:hAnsi="Times New Roman" w:cs="Times New Roman"/>
           <w:color w:val="1F1F1F"/>
@@ -1567,6 +1595,7 @@
           <w:numId w:val="5"/>
         </w:numPr>
         <w:spacing w:before="100" w:beforeAutospacing="1" w:after="0" w:line="240" w:lineRule="auto"/>
+        <w:jc w:val="both"/>
         <w:rPr>
           <w:rFonts w:ascii="Times New Roman" w:eastAsia="Times New Roman" w:hAnsi="Times New Roman" w:cs="Times New Roman"/>
           <w:color w:val="1F1F1F"/>
@@ -1675,6 +1704,7 @@
           <w:numId w:val="5"/>
         </w:numPr>
         <w:spacing w:before="100" w:beforeAutospacing="1" w:after="0" w:line="240" w:lineRule="auto"/>
+        <w:jc w:val="both"/>
         <w:rPr>
           <w:rFonts w:ascii="Times New Roman" w:eastAsia="Times New Roman" w:hAnsi="Times New Roman" w:cs="Times New Roman"/>
           <w:color w:val="1F1F1F"/>
@@ -1737,6 +1767,7 @@
           <w:numId w:val="5"/>
         </w:numPr>
         <w:spacing w:before="100" w:beforeAutospacing="1" w:after="0" w:line="240" w:lineRule="auto"/>
+        <w:jc w:val="both"/>
         <w:rPr>
           <w:rFonts w:ascii="Times New Roman" w:eastAsia="Times New Roman" w:hAnsi="Times New Roman" w:cs="Times New Roman"/>
           <w:color w:val="1F1F1F"/>
@@ -1862,6 +1893,7 @@
           <w:numId w:val="5"/>
         </w:numPr>
         <w:spacing w:before="100" w:beforeAutospacing="1" w:after="0" w:line="240" w:lineRule="auto"/>
+        <w:jc w:val="both"/>
         <w:rPr>
           <w:rFonts w:ascii="Times New Roman" w:eastAsia="Times New Roman" w:hAnsi="Times New Roman" w:cs="Times New Roman"/>
           <w:color w:val="1F1F1F"/>
@@ -1947,6 +1979,7 @@
           <w:numId w:val="5"/>
         </w:numPr>
         <w:spacing w:before="100" w:beforeAutospacing="1" w:after="0" w:line="240" w:lineRule="auto"/>
+        <w:jc w:val="both"/>
         <w:rPr>
           <w:rFonts w:ascii="Times New Roman" w:eastAsia="Times New Roman" w:hAnsi="Times New Roman" w:cs="Times New Roman"/>
           <w:color w:val="1F1F1F"/>
@@ -2032,6 +2065,7 @@
           <w:numId w:val="5"/>
         </w:numPr>
         <w:spacing w:before="100" w:beforeAutospacing="1" w:after="0" w:line="240" w:lineRule="auto"/>
+        <w:jc w:val="both"/>
         <w:rPr>
           <w:rFonts w:ascii="Times New Roman" w:eastAsia="Times New Roman" w:hAnsi="Times New Roman" w:cs="Times New Roman"/>
           <w:color w:val="1F1F1F"/>
@@ -2067,6 +2101,7 @@
     <w:p>
       <w:pPr>
         <w:spacing w:before="100" w:beforeAutospacing="1" w:after="0" w:line="240" w:lineRule="auto"/>
+        <w:jc w:val="both"/>
         <w:outlineLvl w:val="1"/>
         <w:rPr>
           <w:rFonts w:ascii="Times New Roman" w:eastAsia="Times New Roman" w:hAnsi="Times New Roman" w:cs="Times New Roman"/>
@@ -2125,6 +2160,7 @@
           <w:numId w:val="6"/>
         </w:numPr>
         <w:spacing w:before="100" w:beforeAutospacing="1" w:after="0" w:line="240" w:lineRule="auto"/>
+        <w:jc w:val="both"/>
         <w:rPr>
           <w:rFonts w:ascii="Times New Roman" w:eastAsia="Times New Roman" w:hAnsi="Times New Roman" w:cs="Times New Roman"/>
           <w:color w:val="1F1F1F"/>
@@ -2187,6 +2223,7 @@
           <w:numId w:val="6"/>
         </w:numPr>
         <w:spacing w:before="100" w:beforeAutospacing="1" w:after="0" w:line="240" w:lineRule="auto"/>
+        <w:jc w:val="both"/>
         <w:rPr>
           <w:rFonts w:ascii="Times New Roman" w:eastAsia="Times New Roman" w:hAnsi="Times New Roman" w:cs="Times New Roman"/>
           <w:color w:val="1F1F1F"/>
@@ -2245,6 +2282,7 @@
     <w:p>
       <w:pPr>
         <w:spacing w:before="100" w:beforeAutospacing="1" w:after="0" w:line="240" w:lineRule="auto"/>
+        <w:jc w:val="both"/>
         <w:outlineLvl w:val="1"/>
         <w:rPr>
           <w:rFonts w:ascii="Times New Roman" w:eastAsia="Times New Roman" w:hAnsi="Times New Roman" w:cs="Times New Roman"/>
@@ -2266,436 +2304,19 @@
           <w:szCs w:val="36"/>
           <w:lang w:eastAsia="en-ID"/>
         </w:rPr>
-        <w:t>7. Milestone &amp; Jadwal Proyek (</w:t>
+        <w:t>7</w:t>
       </w:r>
       <w:r>
         <w:rPr>
           <w:rFonts w:ascii="Times New Roman" w:eastAsia="Times New Roman" w:hAnsi="Times New Roman" w:cs="Times New Roman"/>
           <w:b/>
           <w:bCs/>
-          <w:i/>
-          <w:iCs/>
           <w:color w:val="1F1F1F"/>
           <w:sz w:val="36"/>
           <w:szCs w:val="36"/>
-          <w:bdr w:val="none" w:sz="0" w:space="0" w:color="auto" w:frame="1"/>
-          <w:lang w:eastAsia="en-ID"/>
-        </w:rPr>
-        <w:t>Timeline</w:t>
-      </w:r>
-      <w:r>
-        <w:rPr>
-          <w:rFonts w:ascii="Times New Roman" w:eastAsia="Times New Roman" w:hAnsi="Times New Roman" w:cs="Times New Roman"/>
-          <w:b/>
-          <w:bCs/>
-          <w:color w:val="1F1F1F"/>
-          <w:sz w:val="36"/>
-          <w:szCs w:val="36"/>
-          <w:lang w:eastAsia="en-ID"/>
-        </w:rPr>
-        <w:t>)</w:t>
-      </w:r>
-    </w:p>
-    <w:p>
-      <w:pPr>
-        <w:spacing w:before="100" w:beforeAutospacing="1" w:after="0" w:line="240" w:lineRule="auto"/>
-        <w:rPr>
-          <w:rFonts w:ascii="Times New Roman" w:eastAsia="Times New Roman" w:hAnsi="Times New Roman" w:cs="Times New Roman"/>
-          <w:color w:val="1F1F1F"/>
-          <w:sz w:val="24"/>
-          <w:szCs w:val="24"/>
-          <w:lang w:eastAsia="en-ID"/>
-        </w:rPr>
-      </w:pPr>
-      <w:r>
-        <w:rPr>
-          <w:rFonts w:ascii="Times New Roman" w:eastAsia="Times New Roman" w:hAnsi="Times New Roman" w:cs="Times New Roman"/>
-          <w:i/>
-          <w:iCs/>
-          <w:color w:val="1F1F1F"/>
-          <w:sz w:val="24"/>
-          <w:szCs w:val="24"/>
-          <w:bdr w:val="none" w:sz="0" w:space="0" w:color="auto" w:frame="1"/>
-          <w:lang w:eastAsia="en-ID"/>
-        </w:rPr>
-        <w:t>(Catatan: Bulan dapat disesuaikan dengan target sidang Anda)</w:t>
-      </w:r>
-    </w:p>
-    <w:p>
-      <w:pPr>
-        <w:numPr>
-          <w:ilvl w:val="0"/>
-          <w:numId w:val="7"/>
-        </w:numPr>
-        <w:spacing w:before="100" w:beforeAutospacing="1" w:after="0" w:line="240" w:lineRule="auto"/>
-        <w:rPr>
-          <w:rFonts w:ascii="Times New Roman" w:eastAsia="Times New Roman" w:hAnsi="Times New Roman" w:cs="Times New Roman"/>
-          <w:color w:val="1F1F1F"/>
-          <w:sz w:val="24"/>
-          <w:szCs w:val="24"/>
-          <w:lang w:eastAsia="en-ID"/>
-        </w:rPr>
-      </w:pPr>
-      <w:r>
-        <w:rPr>
-          <w:rFonts w:ascii="Times New Roman" w:eastAsia="Times New Roman" w:hAnsi="Times New Roman" w:cs="Times New Roman"/>
-          <w:b/>
-          <w:bCs/>
-          <w:color w:val="1F1F1F"/>
-          <w:sz w:val="24"/>
-          <w:szCs w:val="24"/>
-          <w:bdr w:val="none" w:sz="0" w:space="0" w:color="auto" w:frame="1"/>
-          <w:lang w:eastAsia="en-ID"/>
-        </w:rPr>
-        <w:t>Bulan 1:</w:t>
-      </w:r>
-      <w:r>
-        <w:rPr>
-          <w:rFonts w:ascii="Times New Roman" w:eastAsia="Times New Roman" w:hAnsi="Times New Roman" w:cs="Times New Roman"/>
-          <w:color w:val="1F1F1F"/>
-          <w:sz w:val="24"/>
-          <w:szCs w:val="24"/>
-          <w:lang w:eastAsia="en-ID"/>
-        </w:rPr>
-        <w:t xml:space="preserve"> Penyusunan Proposal &amp; Penyelesaian Bab 1 - Bab 2.</w:t>
-      </w:r>
-    </w:p>
-    <w:p>
-      <w:pPr>
-        <w:numPr>
-          <w:ilvl w:val="0"/>
-          <w:numId w:val="7"/>
-        </w:numPr>
-        <w:spacing w:before="100" w:beforeAutospacing="1" w:after="0" w:line="240" w:lineRule="auto"/>
-        <w:rPr>
-          <w:rFonts w:ascii="Times New Roman" w:eastAsia="Times New Roman" w:hAnsi="Times New Roman" w:cs="Times New Roman"/>
-          <w:color w:val="1F1F1F"/>
-          <w:sz w:val="24"/>
-          <w:szCs w:val="24"/>
-          <w:lang w:eastAsia="en-ID"/>
-        </w:rPr>
-      </w:pPr>
-      <w:r>
-        <w:rPr>
-          <w:rFonts w:ascii="Times New Roman" w:eastAsia="Times New Roman" w:hAnsi="Times New Roman" w:cs="Times New Roman"/>
-          <w:b/>
-          <w:bCs/>
-          <w:color w:val="1F1F1F"/>
-          <w:sz w:val="24"/>
-          <w:szCs w:val="24"/>
-          <w:bdr w:val="none" w:sz="0" w:space="0" w:color="auto" w:frame="1"/>
-          <w:lang w:eastAsia="en-ID"/>
-        </w:rPr>
-        <w:t>Bulan 2:</w:t>
-      </w:r>
-      <w:r>
-        <w:rPr>
-          <w:rFonts w:ascii="Times New Roman" w:eastAsia="Times New Roman" w:hAnsi="Times New Roman" w:cs="Times New Roman"/>
-          <w:color w:val="1F1F1F"/>
-          <w:sz w:val="24"/>
-          <w:szCs w:val="24"/>
-          <w:lang w:eastAsia="en-ID"/>
-        </w:rPr>
-        <w:t xml:space="preserve"> Pengumpulan citra </w:t>
-      </w:r>
-      <w:r>
-        <w:rPr>
-          <w:rFonts w:ascii="Times New Roman" w:eastAsia="Times New Roman" w:hAnsi="Times New Roman" w:cs="Times New Roman"/>
-          <w:i/>
-          <w:iCs/>
-          <w:color w:val="1F1F1F"/>
-          <w:sz w:val="24"/>
-          <w:szCs w:val="24"/>
-          <w:bdr w:val="none" w:sz="0" w:space="0" w:color="auto" w:frame="1"/>
-          <w:lang w:eastAsia="en-ID"/>
-        </w:rPr>
-        <w:t>dataset</w:t>
-      </w:r>
-      <w:r>
-        <w:rPr>
-          <w:rFonts w:ascii="Times New Roman" w:eastAsia="Times New Roman" w:hAnsi="Times New Roman" w:cs="Times New Roman"/>
-          <w:color w:val="1F1F1F"/>
-          <w:sz w:val="24"/>
-          <w:szCs w:val="24"/>
-          <w:lang w:eastAsia="en-ID"/>
-        </w:rPr>
-        <w:t xml:space="preserve"> &amp; Implementasi skrip </w:t>
-      </w:r>
-      <w:r>
-        <w:rPr>
-          <w:rFonts w:ascii="Times New Roman" w:eastAsia="Times New Roman" w:hAnsi="Times New Roman" w:cs="Times New Roman"/>
-          <w:i/>
-          <w:iCs/>
-          <w:color w:val="1F1F1F"/>
-          <w:sz w:val="24"/>
-          <w:szCs w:val="24"/>
-          <w:bdr w:val="none" w:sz="0" w:space="0" w:color="auto" w:frame="1"/>
-          <w:lang w:eastAsia="en-ID"/>
-        </w:rPr>
-        <w:t>preprocessing</w:t>
-      </w:r>
-      <w:r>
-        <w:rPr>
-          <w:rFonts w:ascii="Times New Roman" w:eastAsia="Times New Roman" w:hAnsi="Times New Roman" w:cs="Times New Roman"/>
-          <w:color w:val="1F1F1F"/>
-          <w:sz w:val="24"/>
-          <w:szCs w:val="24"/>
-          <w:lang w:eastAsia="en-ID"/>
-        </w:rPr>
-        <w:t xml:space="preserve"> dan deteksi kulit.</w:t>
-      </w:r>
-    </w:p>
-    <w:p>
-      <w:pPr>
-        <w:numPr>
-          <w:ilvl w:val="0"/>
-          <w:numId w:val="7"/>
-        </w:numPr>
-        <w:spacing w:before="100" w:beforeAutospacing="1" w:after="0" w:line="240" w:lineRule="auto"/>
-        <w:rPr>
-          <w:rFonts w:ascii="Times New Roman" w:eastAsia="Times New Roman" w:hAnsi="Times New Roman" w:cs="Times New Roman"/>
-          <w:color w:val="1F1F1F"/>
-          <w:sz w:val="24"/>
-          <w:szCs w:val="24"/>
-          <w:lang w:eastAsia="en-ID"/>
-        </w:rPr>
-      </w:pPr>
-      <w:r>
-        <w:rPr>
-          <w:rFonts w:ascii="Times New Roman" w:eastAsia="Times New Roman" w:hAnsi="Times New Roman" w:cs="Times New Roman"/>
-          <w:b/>
-          <w:bCs/>
-          <w:color w:val="1F1F1F"/>
-          <w:sz w:val="24"/>
-          <w:szCs w:val="24"/>
-          <w:bdr w:val="none" w:sz="0" w:space="0" w:color="auto" w:frame="1"/>
-          <w:lang w:eastAsia="en-ID"/>
-        </w:rPr>
-        <w:lastRenderedPageBreak/>
-        <w:t>Bulan 3:</w:t>
-      </w:r>
-      <w:r>
-        <w:rPr>
-          <w:rFonts w:ascii="Times New Roman" w:eastAsia="Times New Roman" w:hAnsi="Times New Roman" w:cs="Times New Roman"/>
-          <w:color w:val="1F1F1F"/>
-          <w:sz w:val="24"/>
-          <w:szCs w:val="24"/>
-          <w:lang w:eastAsia="en-ID"/>
-        </w:rPr>
-        <w:t xml:space="preserve"> Integrasi algoritma </w:t>
-      </w:r>
-      <w:r>
-        <w:rPr>
-          <w:rFonts w:ascii="Times New Roman" w:eastAsia="Times New Roman" w:hAnsi="Times New Roman" w:cs="Times New Roman"/>
-          <w:i/>
-          <w:iCs/>
-          <w:color w:val="1F1F1F"/>
-          <w:sz w:val="24"/>
-          <w:szCs w:val="24"/>
-          <w:bdr w:val="none" w:sz="0" w:space="0" w:color="auto" w:frame="1"/>
-          <w:lang w:eastAsia="en-ID"/>
-        </w:rPr>
-        <w:t>clustering</w:t>
-      </w:r>
-      <w:r>
-        <w:rPr>
-          <w:rFonts w:ascii="Times New Roman" w:eastAsia="Times New Roman" w:hAnsi="Times New Roman" w:cs="Times New Roman"/>
-          <w:color w:val="1F1F1F"/>
-          <w:sz w:val="24"/>
-          <w:szCs w:val="24"/>
-          <w:lang w:eastAsia="en-ID"/>
-        </w:rPr>
-        <w:t xml:space="preserve">, pengujian evaluasi </w:t>
-      </w:r>
-      <w:r>
-        <w:rPr>
-          <w:rFonts w:ascii="Times New Roman" w:eastAsia="Times New Roman" w:hAnsi="Times New Roman" w:cs="Times New Roman"/>
-          <w:i/>
-          <w:iCs/>
-          <w:color w:val="1F1F1F"/>
-          <w:sz w:val="24"/>
-          <w:szCs w:val="24"/>
-          <w:bdr w:val="none" w:sz="0" w:space="0" w:color="auto" w:frame="1"/>
-          <w:lang w:eastAsia="en-ID"/>
-        </w:rPr>
-        <w:t>multi-color space</w:t>
-      </w:r>
-      <w:r>
-        <w:rPr>
-          <w:rFonts w:ascii="Times New Roman" w:eastAsia="Times New Roman" w:hAnsi="Times New Roman" w:cs="Times New Roman"/>
-          <w:color w:val="1F1F1F"/>
-          <w:sz w:val="24"/>
-          <w:szCs w:val="24"/>
-          <w:lang w:eastAsia="en-ID"/>
-        </w:rPr>
-        <w:t>.</w:t>
-      </w:r>
-    </w:p>
-    <w:p>
-      <w:pPr>
-        <w:numPr>
-          <w:ilvl w:val="0"/>
-          <w:numId w:val="7"/>
-        </w:numPr>
-        <w:spacing w:before="100" w:beforeAutospacing="1" w:after="0" w:line="240" w:lineRule="auto"/>
-        <w:rPr>
-          <w:rFonts w:ascii="Times New Roman" w:eastAsia="Times New Roman" w:hAnsi="Times New Roman" w:cs="Times New Roman"/>
-          <w:color w:val="1F1F1F"/>
-          <w:sz w:val="24"/>
-          <w:szCs w:val="24"/>
-          <w:lang w:eastAsia="en-ID"/>
-        </w:rPr>
-      </w:pPr>
-      <w:r>
-        <w:rPr>
-          <w:rFonts w:ascii="Times New Roman" w:eastAsia="Times New Roman" w:hAnsi="Times New Roman" w:cs="Times New Roman"/>
-          <w:b/>
-          <w:bCs/>
-          <w:color w:val="1F1F1F"/>
-          <w:sz w:val="24"/>
-          <w:szCs w:val="24"/>
-          <w:bdr w:val="none" w:sz="0" w:space="0" w:color="auto" w:frame="1"/>
-          <w:lang w:eastAsia="en-ID"/>
-        </w:rPr>
-        <w:t>Bulan 4:</w:t>
-      </w:r>
-      <w:r>
-        <w:rPr>
-          <w:rFonts w:ascii="Times New Roman" w:eastAsia="Times New Roman" w:hAnsi="Times New Roman" w:cs="Times New Roman"/>
-          <w:color w:val="1F1F1F"/>
-          <w:sz w:val="24"/>
-          <w:szCs w:val="24"/>
-          <w:lang w:eastAsia="en-ID"/>
-        </w:rPr>
-        <w:t xml:space="preserve"> Perancangan modul rekomendasi </w:t>
-      </w:r>
-      <w:r>
-        <w:rPr>
-          <w:rFonts w:ascii="Times New Roman" w:eastAsia="Times New Roman" w:hAnsi="Times New Roman" w:cs="Times New Roman"/>
-          <w:i/>
-          <w:iCs/>
-          <w:color w:val="1F1F1F"/>
-          <w:sz w:val="24"/>
-          <w:szCs w:val="24"/>
-          <w:bdr w:val="none" w:sz="0" w:space="0" w:color="auto" w:frame="1"/>
-          <w:lang w:eastAsia="en-ID"/>
-        </w:rPr>
-        <w:t>fashion</w:t>
-      </w:r>
-      <w:r>
-        <w:rPr>
-          <w:rFonts w:ascii="Times New Roman" w:eastAsia="Times New Roman" w:hAnsi="Times New Roman" w:cs="Times New Roman"/>
-          <w:color w:val="1F1F1F"/>
-          <w:sz w:val="24"/>
-          <w:szCs w:val="24"/>
-          <w:lang w:eastAsia="en-ID"/>
-        </w:rPr>
-        <w:t xml:space="preserve"> &amp; Penyusunan Bab 3.</w:t>
-      </w:r>
-    </w:p>
-    <w:p>
-      <w:pPr>
-        <w:numPr>
-          <w:ilvl w:val="0"/>
-          <w:numId w:val="7"/>
-        </w:numPr>
-        <w:spacing w:before="100" w:beforeAutospacing="1" w:after="0" w:line="240" w:lineRule="auto"/>
-        <w:rPr>
-          <w:rFonts w:ascii="Times New Roman" w:eastAsia="Times New Roman" w:hAnsi="Times New Roman" w:cs="Times New Roman"/>
-          <w:color w:val="1F1F1F"/>
-          <w:sz w:val="24"/>
-          <w:szCs w:val="24"/>
-          <w:lang w:eastAsia="en-ID"/>
-        </w:rPr>
-      </w:pPr>
-      <w:r>
-        <w:rPr>
-          <w:rFonts w:ascii="Times New Roman" w:eastAsia="Times New Roman" w:hAnsi="Times New Roman" w:cs="Times New Roman"/>
-          <w:b/>
-          <w:bCs/>
-          <w:color w:val="1F1F1F"/>
-          <w:sz w:val="24"/>
-          <w:szCs w:val="24"/>
-          <w:bdr w:val="none" w:sz="0" w:space="0" w:color="auto" w:frame="1"/>
-          <w:lang w:eastAsia="en-ID"/>
-        </w:rPr>
-        <w:t>Bulan 5:</w:t>
-      </w:r>
-      <w:r>
-        <w:rPr>
-          <w:rFonts w:ascii="Times New Roman" w:eastAsia="Times New Roman" w:hAnsi="Times New Roman" w:cs="Times New Roman"/>
-          <w:color w:val="1F1F1F"/>
-          <w:sz w:val="24"/>
-          <w:szCs w:val="24"/>
-          <w:lang w:eastAsia="en-ID"/>
-        </w:rPr>
-        <w:t xml:space="preserve"> Evaluasi hasil akhir, validasi sistem, &amp; Penyusunan Bab 4 - Bab 5.</w:t>
-      </w:r>
-    </w:p>
-    <w:p>
-      <w:pPr>
-        <w:numPr>
-          <w:ilvl w:val="0"/>
-          <w:numId w:val="7"/>
-        </w:numPr>
-        <w:spacing w:before="100" w:beforeAutospacing="1" w:after="0" w:line="240" w:lineRule="auto"/>
-        <w:rPr>
-          <w:rFonts w:ascii="Times New Roman" w:eastAsia="Times New Roman" w:hAnsi="Times New Roman" w:cs="Times New Roman"/>
-          <w:color w:val="1F1F1F"/>
-          <w:sz w:val="24"/>
-          <w:szCs w:val="24"/>
-          <w:lang w:eastAsia="en-ID"/>
-        </w:rPr>
-      </w:pPr>
-      <w:r>
-        <w:rPr>
-          <w:rFonts w:ascii="Times New Roman" w:eastAsia="Times New Roman" w:hAnsi="Times New Roman" w:cs="Times New Roman"/>
-          <w:b/>
-          <w:bCs/>
-          <w:color w:val="1F1F1F"/>
-          <w:sz w:val="24"/>
-          <w:szCs w:val="24"/>
-          <w:bdr w:val="none" w:sz="0" w:space="0" w:color="auto" w:frame="1"/>
-          <w:lang w:eastAsia="en-ID"/>
-        </w:rPr>
-        <w:t>Bulan 6:</w:t>
-      </w:r>
-      <w:r>
-        <w:rPr>
-          <w:rFonts w:ascii="Times New Roman" w:eastAsia="Times New Roman" w:hAnsi="Times New Roman" w:cs="Times New Roman"/>
-          <w:color w:val="1F1F1F"/>
-          <w:sz w:val="24"/>
-          <w:szCs w:val="24"/>
-          <w:lang w:eastAsia="en-ID"/>
-        </w:rPr>
-        <w:t xml:space="preserve"> Persiapan draf final, validasi format panduan 2026, dan Sidang Skripsi.</w:t>
-      </w:r>
-    </w:p>
-    <w:p>
-      <w:pPr>
-        <w:spacing w:before="100" w:beforeAutospacing="1" w:after="0" w:line="240" w:lineRule="auto"/>
-        <w:outlineLvl w:val="1"/>
-        <w:rPr>
-          <w:rFonts w:ascii="Times New Roman" w:eastAsia="Times New Roman" w:hAnsi="Times New Roman" w:cs="Times New Roman"/>
-          <w:b/>
-          <w:bCs/>
-          <w:color w:val="1F1F1F"/>
-          <w:sz w:val="36"/>
-          <w:szCs w:val="36"/>
-          <w:lang w:eastAsia="en-ID"/>
-        </w:rPr>
-      </w:pPr>
-      <w:r>
-        <w:rPr>
-          <w:rFonts w:ascii="Times New Roman" w:eastAsia="Times New Roman" w:hAnsi="Times New Roman" w:cs="Times New Roman"/>
-          <w:b/>
-          <w:bCs/>
-          <w:color w:val="1F1F1F"/>
-          <w:sz w:val="36"/>
-          <w:szCs w:val="36"/>
-          <w:lang w:eastAsia="en-ID"/>
-        </w:rPr>
-        <w:t>8. Kriteria Kesuksesan (</w:t>
+          <w:lang w:eastAsia="en-ID"/>
+        </w:rPr>
+        <w:t>. Kriteria Kesuksesan (</w:t>
       </w:r>
       <w:r>
         <w:rPr>
@@ -2732,6 +2353,7 @@
           <w:numId w:val="8"/>
         </w:numPr>
         <w:spacing w:before="100" w:beforeAutospacing="1" w:after="0" w:line="240" w:lineRule="auto"/>
+        <w:jc w:val="both"/>
         <w:rPr>
           <w:rFonts w:ascii="Times New Roman" w:eastAsia="Times New Roman" w:hAnsi="Times New Roman" w:cs="Times New Roman"/>
           <w:color w:val="1F1F1F"/>
@@ -2781,6 +2403,7 @@
           <w:numId w:val="8"/>
         </w:numPr>
         <w:spacing w:before="100" w:beforeAutospacing="1" w:after="0" w:line="240" w:lineRule="auto"/>
+        <w:jc w:val="both"/>
         <w:rPr>
           <w:rFonts w:ascii="Times New Roman" w:eastAsia="Times New Roman" w:hAnsi="Times New Roman" w:cs="Times New Roman"/>
           <w:color w:val="1F1F1F"/>
@@ -2830,6 +2453,7 @@
           <w:numId w:val="8"/>
         </w:numPr>
         <w:spacing w:before="100" w:beforeAutospacing="1" w:after="150" w:line="240" w:lineRule="auto"/>
+        <w:jc w:val="both"/>
         <w:rPr>
           <w:rFonts w:ascii="Times New Roman" w:eastAsia="Times New Roman" w:hAnsi="Times New Roman" w:cs="Times New Roman"/>
           <w:color w:val="1F1F1F"/>
@@ -2849,7 +2473,11 @@
         <w:t>Secara akademik: Dokumen skripsi disetujui oleh dosen pembimbing dan berhasil dipertahankan pada sidang akhir.</w:t>
       </w:r>
     </w:p>
-    <w:p/>
+    <w:p>
+      <w:pPr>
+        <w:jc w:val="both"/>
+      </w:pPr>
+    </w:p>
     <w:sectPr>
       <w:pgSz w:w="11906" w:h="16838"/>
       <w:pgMar w:top="1440" w:right="1440" w:bottom="1440" w:left="1440" w:header="708" w:footer="708" w:gutter="0"/>
